--- a/word_template.docx
+++ b/word_template.docx
@@ -6,6 +6,7 @@
       <w:pPr>
         <w:pStyle w:val="Heading1"/>
       </w:pPr>
+      <w:bookmarkStart w:id="0" w:name="_Toc230344221"/>
       <w:proofErr w:type="spellStart"/>
       <w:r>
         <w:t>GoFish</w:t>
@@ -14,6 +15,7 @@
       <w:r>
         <w:t xml:space="preserve"> Behavioral Function Library</w:t>
       </w:r>
+      <w:bookmarkEnd w:id="0"/>
     </w:p>
     <w:p>
       <w:r>
@@ -27,19 +29,353 @@
         <w:t>Quintana, V. — University of Maine · USACE ERDC</w:t>
       </w:r>
     </w:p>
+    <w:sdt>
+      <w:sdtPr>
+        <w:rPr>
+          <w:b/>
+          <w:bCs/>
+        </w:rPr>
+        <w:id w:val="697203798"/>
+        <w:docPartObj>
+          <w:docPartGallery w:val="Table of Contents"/>
+          <w:docPartUnique/>
+        </w:docPartObj>
+      </w:sdtPr>
+      <w:sdtEndPr>
+        <w:rPr>
+          <w:rFonts w:ascii="Calibri" w:eastAsia="Calibri" w:hAnsi="Calibri" w:cs="Calibri"/>
+          <w:noProof/>
+          <w:color w:val="1A1A1A"/>
+          <w:sz w:val="22"/>
+          <w:szCs w:val="22"/>
+        </w:rPr>
+      </w:sdtEndPr>
+      <w:sdtContent>
+        <w:p>
+          <w:pPr>
+            <w:pStyle w:val="TOCHeading"/>
+            <w:rPr>
+              <w:b/>
+              <w:bCs/>
+            </w:rPr>
+          </w:pPr>
+          <w:r>
+            <w:rPr>
+              <w:b/>
+              <w:bCs/>
+            </w:rPr>
+            <w:t>Table of Contents</w:t>
+          </w:r>
+        </w:p>
+        <w:p>
+          <w:pPr>
+            <w:pStyle w:val="TOC1"/>
+            <w:tabs>
+              <w:tab w:val="right" w:leader="dot" w:pos="9350"/>
+            </w:tabs>
+            <w:rPr>
+              <w:noProof/>
+            </w:rPr>
+          </w:pPr>
+          <w:r>
+            <w:fldChar w:fldCharType="begin"/>
+          </w:r>
+          <w:r>
+            <w:instrText xml:space="preserve"> TOC \o "1-3" \h \z \u </w:instrText>
+          </w:r>
+          <w:r>
+            <w:fldChar w:fldCharType="separate"/>
+          </w:r>
+          <w:hyperlink w:anchor="_Toc230344221" w:history="1">
+            <w:r>
+              <w:rPr>
+                <w:rStyle w:val="Hyperlink"/>
+                <w:noProof/>
+              </w:rPr>
+              <w:t>GoFish Behavioral Function Library</w:t>
+            </w:r>
+            <w:r>
+              <w:rPr>
+                <w:noProof/>
+                <w:webHidden/>
+              </w:rPr>
+              <w:tab/>
+            </w:r>
+            <w:r>
+              <w:rPr>
+                <w:noProof/>
+                <w:webHidden/>
+              </w:rPr>
+              <w:fldChar w:fldCharType="begin"/>
+            </w:r>
+            <w:r>
+              <w:rPr>
+                <w:noProof/>
+                <w:webHidden/>
+              </w:rPr>
+              <w:instrText xml:space="preserve"> PAGEREF _Toc230344221 \h </w:instrText>
+            </w:r>
+            <w:r>
+              <w:rPr>
+                <w:noProof/>
+                <w:webHidden/>
+              </w:rPr>
+            </w:r>
+            <w:r>
+              <w:rPr>
+                <w:noProof/>
+                <w:webHidden/>
+              </w:rPr>
+              <w:fldChar w:fldCharType="separate"/>
+            </w:r>
+            <w:r>
+              <w:rPr>
+                <w:noProof/>
+                <w:webHidden/>
+              </w:rPr>
+              <w:t>1</w:t>
+            </w:r>
+            <w:r>
+              <w:rPr>
+                <w:noProof/>
+                <w:webHidden/>
+              </w:rPr>
+              <w:fldChar w:fldCharType="end"/>
+            </w:r>
+          </w:hyperlink>
+        </w:p>
+        <w:p>
+          <w:pPr>
+            <w:pStyle w:val="TOC2"/>
+            <w:tabs>
+              <w:tab w:val="right" w:leader="dot" w:pos="9350"/>
+            </w:tabs>
+            <w:rPr>
+              <w:noProof/>
+            </w:rPr>
+          </w:pPr>
+          <w:hyperlink w:anchor="_Toc230344222" w:history="1">
+            <w:r>
+              <w:rPr>
+                <w:rStyle w:val="Hyperlink"/>
+                <w:noProof/>
+              </w:rPr>
+              <w:t>Chapter Overview</w:t>
+            </w:r>
+            <w:r>
+              <w:rPr>
+                <w:noProof/>
+                <w:webHidden/>
+              </w:rPr>
+              <w:tab/>
+            </w:r>
+            <w:r>
+              <w:rPr>
+                <w:noProof/>
+                <w:webHidden/>
+              </w:rPr>
+              <w:fldChar w:fldCharType="begin"/>
+            </w:r>
+            <w:r>
+              <w:rPr>
+                <w:noProof/>
+                <w:webHidden/>
+              </w:rPr>
+              <w:instrText xml:space="preserve"> PAGEREF _Toc230344222 \h </w:instrText>
+            </w:r>
+            <w:r>
+              <w:rPr>
+                <w:noProof/>
+                <w:webHidden/>
+              </w:rPr>
+            </w:r>
+            <w:r>
+              <w:rPr>
+                <w:noProof/>
+                <w:webHidden/>
+              </w:rPr>
+              <w:fldChar w:fldCharType="separate"/>
+            </w:r>
+            <w:r>
+              <w:rPr>
+                <w:noProof/>
+                <w:webHidden/>
+              </w:rPr>
+              <w:t>1</w:t>
+            </w:r>
+            <w:r>
+              <w:rPr>
+                <w:noProof/>
+                <w:webHidden/>
+              </w:rPr>
+              <w:fldChar w:fldCharType="end"/>
+            </w:r>
+          </w:hyperlink>
+        </w:p>
+        <w:p>
+          <w:pPr>
+            <w:pStyle w:val="TOC3"/>
+            <w:tabs>
+              <w:tab w:val="right" w:leader="dot" w:pos="9350"/>
+            </w:tabs>
+            <w:rPr>
+              <w:noProof/>
+            </w:rPr>
+          </w:pPr>
+          <w:hyperlink w:anchor="_Toc230344223" w:history="1">
+            <w:r>
+              <w:rPr>
+                <w:rStyle w:val="Hyperlink"/>
+                <w:noProof/>
+              </w:rPr>
+              <w:t>Submodel Description</w:t>
+            </w:r>
+            <w:r>
+              <w:rPr>
+                <w:noProof/>
+                <w:webHidden/>
+              </w:rPr>
+              <w:tab/>
+            </w:r>
+            <w:r>
+              <w:rPr>
+                <w:noProof/>
+                <w:webHidden/>
+              </w:rPr>
+              <w:fldChar w:fldCharType="begin"/>
+            </w:r>
+            <w:r>
+              <w:rPr>
+                <w:noProof/>
+                <w:webHidden/>
+              </w:rPr>
+              <w:instrText xml:space="preserve"> PAGEREF _Toc230344223 \h </w:instrText>
+            </w:r>
+            <w:r>
+              <w:rPr>
+                <w:noProof/>
+                <w:webHidden/>
+              </w:rPr>
+            </w:r>
+            <w:r>
+              <w:rPr>
+                <w:noProof/>
+                <w:webHidden/>
+              </w:rPr>
+              <w:fldChar w:fldCharType="separate"/>
+            </w:r>
+            <w:r>
+              <w:rPr>
+                <w:noProof/>
+                <w:webHidden/>
+              </w:rPr>
+              <w:t>1</w:t>
+            </w:r>
+            <w:r>
+              <w:rPr>
+                <w:noProof/>
+                <w:webHidden/>
+              </w:rPr>
+              <w:fldChar w:fldCharType="end"/>
+            </w:r>
+          </w:hyperlink>
+        </w:p>
+        <w:p>
+          <w:pPr>
+            <w:pStyle w:val="TOC3"/>
+            <w:tabs>
+              <w:tab w:val="right" w:leader="dot" w:pos="9350"/>
+            </w:tabs>
+            <w:rPr>
+              <w:noProof/>
+            </w:rPr>
+          </w:pPr>
+          <w:hyperlink w:anchor="_Toc230344224" w:history="1">
+            <w:r>
+              <w:rPr>
+                <w:rStyle w:val="Hyperlink"/>
+                <w:noProof/>
+              </w:rPr>
+              <w:t>Sample Table</w:t>
+            </w:r>
+            <w:r>
+              <w:rPr>
+                <w:noProof/>
+                <w:webHidden/>
+              </w:rPr>
+              <w:tab/>
+            </w:r>
+            <w:r>
+              <w:rPr>
+                <w:noProof/>
+                <w:webHidden/>
+              </w:rPr>
+              <w:fldChar w:fldCharType="begin"/>
+            </w:r>
+            <w:r>
+              <w:rPr>
+                <w:noProof/>
+                <w:webHidden/>
+              </w:rPr>
+              <w:instrText xml:space="preserve"> PAGEREF _Toc230344224 \h </w:instrText>
+            </w:r>
+            <w:r>
+              <w:rPr>
+                <w:noProof/>
+                <w:webHidden/>
+              </w:rPr>
+            </w:r>
+            <w:r>
+              <w:rPr>
+                <w:noProof/>
+                <w:webHidden/>
+              </w:rPr>
+              <w:fldChar w:fldCharType="separate"/>
+            </w:r>
+            <w:r>
+              <w:rPr>
+                <w:noProof/>
+                <w:webHidden/>
+              </w:rPr>
+              <w:t>1</w:t>
+            </w:r>
+            <w:r>
+              <w:rPr>
+                <w:noProof/>
+                <w:webHidden/>
+              </w:rPr>
+              <w:fldChar w:fldCharType="end"/>
+            </w:r>
+          </w:hyperlink>
+        </w:p>
+        <w:p>
+          <w:r>
+            <w:rPr>
+              <w:b/>
+              <w:bCs/>
+              <w:noProof/>
+            </w:rPr>
+            <w:fldChar w:fldCharType="end"/>
+          </w:r>
+        </w:p>
+      </w:sdtContent>
+    </w:sdt>
     <w:p/>
     <w:p>
       <w:pPr>
         <w:pStyle w:val="Heading2"/>
       </w:pPr>
+      <w:bookmarkStart w:id="1" w:name="_Toc230344222"/>
       <w:r>
         <w:t>Chapter Overview</w:t>
       </w:r>
+      <w:bookmarkEnd w:id="1"/>
     </w:p>
     <w:p>
       <w:pPr>
         <w:pStyle w:val="Heading3"/>
       </w:pPr>
+      <w:bookmarkStart w:id="2" w:name="_Toc230344223"/>
       <w:proofErr w:type="spellStart"/>
       <w:r>
         <w:t>Submodel</w:t>
@@ -48,6 +384,7 @@
       <w:r>
         <w:t xml:space="preserve"> Description</w:t>
       </w:r>
+      <w:bookmarkEnd w:id="2"/>
     </w:p>
     <w:p>
       <w:pPr>
@@ -76,10 +413,7 @@
         <w:pStyle w:val="verbatim"/>
       </w:pPr>
       <w:r>
-        <w:t xml:space="preserve">  set metabolism-rate Met-base * size-factor * temp-</w:t>
-      </w:r>
-      <w:r>
-        <w:t>factor</w:t>
+        <w:t xml:space="preserve">  set metabolism-rate Met-base * size-factor * temp-factor</w:t>
       </w:r>
     </w:p>
     <w:p>
@@ -95,9 +429,11 @@
       <w:pPr>
         <w:pStyle w:val="Heading3"/>
       </w:pPr>
+      <w:bookmarkStart w:id="3" w:name="_Toc230344224"/>
       <w:r>
         <w:t>Sample Table</w:t>
       </w:r>
+      <w:bookmarkEnd w:id="3"/>
     </w:p>
     <w:tbl>
       <w:tblPr>
@@ -1339,6 +1675,70 @@
       </w:tcPr>
     </w:tblStylePr>
   </w:style>
+  <w:style w:type="paragraph" w:styleId="TOCHeading">
+    <w:name w:val="TOC Heading"/>
+    <w:basedOn w:val="Heading1"/>
+    <w:next w:val="Normal"/>
+    <w:uiPriority w:val="39"/>
+    <w:unhideWhenUsed/>
+    <w:qFormat/>
+    <w:rsid w:val="00287085"/>
+    <w:pPr>
+      <w:keepNext/>
+      <w:keepLines/>
+      <w:pBdr>
+        <w:bottom w:val="none" w:sz="0" w:space="0" w:color="auto"/>
+      </w:pBdr>
+      <w:spacing w:before="240" w:after="0" w:line="259" w:lineRule="auto"/>
+      <w:outlineLvl w:val="9"/>
+    </w:pPr>
+    <w:rPr>
+      <w:rFonts w:asciiTheme="majorHAnsi" w:eastAsiaTheme="majorEastAsia" w:hAnsiTheme="majorHAnsi" w:cstheme="majorBidi"/>
+      <w:b w:val="0"/>
+      <w:bCs w:val="0"/>
+      <w:color w:val="2F5496" w:themeColor="accent1" w:themeShade="BF"/>
+      <w:sz w:val="32"/>
+      <w:szCs w:val="32"/>
+    </w:rPr>
+  </w:style>
+  <w:style w:type="paragraph" w:styleId="TOC1">
+    <w:name w:val="toc 1"/>
+    <w:basedOn w:val="Normal"/>
+    <w:next w:val="Normal"/>
+    <w:autoRedefine/>
+    <w:uiPriority w:val="39"/>
+    <w:unhideWhenUsed/>
+    <w:rsid w:val="00287085"/>
+    <w:pPr>
+      <w:spacing w:after="100"/>
+    </w:pPr>
+  </w:style>
+  <w:style w:type="paragraph" w:styleId="TOC2">
+    <w:name w:val="toc 2"/>
+    <w:basedOn w:val="Normal"/>
+    <w:next w:val="Normal"/>
+    <w:autoRedefine/>
+    <w:uiPriority w:val="39"/>
+    <w:unhideWhenUsed/>
+    <w:rsid w:val="00287085"/>
+    <w:pPr>
+      <w:spacing w:after="100"/>
+      <w:ind w:left="220"/>
+    </w:pPr>
+  </w:style>
+  <w:style w:type="paragraph" w:styleId="TOC3">
+    <w:name w:val="toc 3"/>
+    <w:basedOn w:val="Normal"/>
+    <w:next w:val="Normal"/>
+    <w:autoRedefine/>
+    <w:uiPriority w:val="39"/>
+    <w:unhideWhenUsed/>
+    <w:rsid w:val="00287085"/>
+    <w:pPr>
+      <w:spacing w:after="100"/>
+      <w:ind w:left="440"/>
+    </w:pPr>
+  </w:style>
 </w:styles>
 </file>
 
@@ -1635,4 +2035,16 @@
     </a:ext>
   </a:extLst>
 </a:theme>
+</file>
+
+<file path=customXml/item1.xml><?xml version="1.0" encoding="utf-8"?>
+<b:Sources xmlns:b="http://schemas.openxmlformats.org/officeDocument/2006/bibliography" xmlns="http://schemas.openxmlformats.org/officeDocument/2006/bibliography" SelectedStyle="\APASixthEditionOfficeOnline.xsl" StyleName="APA" Version="6"/>
+</file>
+
+<file path=customXml/itemProps1.xml><?xml version="1.0" encoding="utf-8"?>
+<ds:datastoreItem xmlns:ds="http://schemas.openxmlformats.org/officeDocument/2006/customXml" ds:itemID="{1DF5D258-85E7-4423-B8C6-58C6770AF25B}">
+  <ds:schemaRefs>
+    <ds:schemaRef ds:uri="http://schemas.openxmlformats.org/officeDocument/2006/bibliography"/>
+  </ds:schemaRefs>
+</ds:datastoreItem>
 </file>